--- a/Documentación/casos-de-uso/15__Reglas_de_Negocio_CLIENTE_v1.2.docx
+++ b/Documentación/casos-de-uso/15__Reglas_de_Negocio_CLIENTE_v1.2.docx
@@ -437,40 +437,49 @@
                 <w:sz w:val="20"/>
                 <w:szCs w:val="20"/>
               </w:rPr>
-              <w:t>08</w:t>
-            </w:r>
+              <w:t>08/04/2026</w:t>
+            </w:r>
+          </w:p>
+        </w:tc>
+        <w:tc>
+          <w:tcPr>
+            <w:tcW w:w="2340" w:type="dxa"/>
+            <w:tcBorders>
+              <w:top w:val="single" w:sz="1" w:space="0" w:color="CCCCCC"/>
+              <w:left w:val="single" w:sz="1" w:space="0" w:color="CCCCCC"/>
+              <w:bottom w:val="single" w:sz="1" w:space="0" w:color="CCCCCC"/>
+              <w:right w:val="single" w:sz="1" w:space="0" w:color="CCCCCC"/>
+            </w:tcBorders>
+            <w:tcMar>
+              <w:top w:w="80" w:type="dxa"/>
+              <w:left w:w="120" w:type="dxa"/>
+              <w:bottom w:w="80" w:type="dxa"/>
+              <w:right w:w="120" w:type="dxa"/>
+            </w:tcMar>
+          </w:tcPr>
+          <w:p>
             <w:r>
               <w:rPr>
                 <w:sz w:val="20"/>
                 <w:szCs w:val="20"/>
               </w:rPr>
-              <w:t>/04/2026</w:t>
-            </w:r>
-          </w:p>
-        </w:tc>
-        <w:tc>
-          <w:tcPr>
-            <w:tcW w:w="2340" w:type="dxa"/>
-            <w:tcBorders>
-              <w:top w:val="single" w:sz="1" w:space="0" w:color="CCCCCC"/>
-              <w:left w:val="single" w:sz="1" w:space="0" w:color="CCCCCC"/>
-              <w:bottom w:val="single" w:sz="1" w:space="0" w:color="CCCCCC"/>
-              <w:right w:val="single" w:sz="1" w:space="0" w:color="CCCCCC"/>
-            </w:tcBorders>
-            <w:tcMar>
-              <w:top w:w="80" w:type="dxa"/>
-              <w:left w:w="120" w:type="dxa"/>
-              <w:bottom w:w="80" w:type="dxa"/>
-              <w:right w:w="120" w:type="dxa"/>
-            </w:tcMar>
-          </w:tcPr>
-          <w:p>
+              <w:t xml:space="preserve">Versión 1.2: RN06 actualizada con referencia a RN27. RN27, RN28 y RN29 nuevas para el módulo de </w:t>
+            </w:r>
+            <w:proofErr w:type="spellStart"/>
             <w:r>
               <w:rPr>
                 <w:sz w:val="20"/>
                 <w:szCs w:val="20"/>
               </w:rPr>
-              <w:t>Versión 1.2: RN06 actualizada con referencia a RN27. RN27, RN28 y RN29 nuevas para el módulo de Triaje con modelo Manchester Nivel 2 (motivos de consulta y discriminadores clínicos). CU-13 incorporado al sistema.</w:t>
+              <w:t>Triaje</w:t>
+            </w:r>
+            <w:proofErr w:type="spellEnd"/>
+            <w:r>
+              <w:rPr>
+                <w:sz w:val="20"/>
+                <w:szCs w:val="20"/>
+              </w:rPr>
+              <w:t xml:space="preserve"> con modelo Manchester Nivel 2 (motivos de consulta y discriminadores clínicos). CU-13 incorporado al sistema.</w:t>
             </w:r>
           </w:p>
         </w:tc>
@@ -2357,7 +2366,25 @@
                 <w:sz w:val="18"/>
                 <w:szCs w:val="18"/>
               </w:rPr>
-              <w:t>La farmacia no puede entregar ningún medicamento si la receta no ha sido pagada previamente en caja. Ante cualquier intento de despacho sin pago, el sistema debe bloquear la operación y mostrar una alerta al farmacéutico para que oriente al paciente a realizar el pago.</w:t>
+              <w:t xml:space="preserve">La farmacia no puede entregar ningún medicamento si la receta no ha sido pagada previamente en </w:t>
+            </w:r>
+            <w:proofErr w:type="gramStart"/>
+            <w:r>
+              <w:rPr>
+                <w:color w:val="000000"/>
+                <w:sz w:val="18"/>
+                <w:szCs w:val="18"/>
+              </w:rPr>
+              <w:t>caja</w:t>
+            </w:r>
+            <w:proofErr w:type="gramEnd"/>
+            <w:r>
+              <w:rPr>
+                <w:color w:val="000000"/>
+                <w:sz w:val="18"/>
+                <w:szCs w:val="18"/>
+              </w:rPr>
+              <w:t>. Ante cualquier intento de despacho sin pago, el sistema debe bloquear la operación y mostrar una alerta al farmacéutico para que oriente al paciente a realizar el pago.</w:t>
             </w:r>
           </w:p>
         </w:tc>
@@ -3728,6 +3755,14 @@
               </w:rPr>
               <w:t>Campos de Formulario</w:t>
             </w:r>
+            <w:r>
+              <w:rPr>
+                <w:color w:val="0F6E56"/>
+                <w:sz w:val="18"/>
+                <w:szCs w:val="18"/>
+              </w:rPr>
+              <w:t xml:space="preserve"> Nuevo Usuario</w:t>
+            </w:r>
           </w:p>
         </w:tc>
         <w:tc>
@@ -3761,7 +3796,23 @@
                 <w:sz w:val="18"/>
                 <w:szCs w:val="18"/>
               </w:rPr>
-              <w:t>El formulario para el proceso de agendar una cita debe contar con los siguientes campos:</w:t>
+              <w:t xml:space="preserve">El formulario para el proceso de </w:t>
+            </w:r>
+            <w:r>
+              <w:rPr>
+                <w:color w:val="0F6E56"/>
+                <w:sz w:val="18"/>
+                <w:szCs w:val="18"/>
+              </w:rPr>
+              <w:t xml:space="preserve">crear un usuario </w:t>
+            </w:r>
+            <w:r>
+              <w:rPr>
+                <w:color w:val="0F6E56"/>
+                <w:sz w:val="18"/>
+                <w:szCs w:val="18"/>
+              </w:rPr>
+              <w:t>debe contar con los siguientes campos:</w:t>
             </w:r>
           </w:p>
           <w:p>
@@ -3795,7 +3846,7 @@
                 <w:sz w:val="18"/>
                 <w:szCs w:val="18"/>
               </w:rPr>
-              <w:t>NIT *</w:t>
+              <w:t>NIT</w:t>
             </w:r>
           </w:p>
           <w:p>
@@ -3931,7 +3982,7 @@
                 <w:sz w:val="18"/>
                 <w:szCs w:val="18"/>
               </w:rPr>
-              <w:t>Síntomas/Motivo de consulta *</w:t>
+              <w:t>Dirección</w:t>
             </w:r>
           </w:p>
           <w:p>
@@ -3942,22 +3993,6 @@
                 <w:szCs w:val="18"/>
               </w:rPr>
             </w:pPr>
-            <w:r>
-              <w:rPr>
-                <w:color w:val="0F6E56"/>
-                <w:sz w:val="18"/>
-                <w:szCs w:val="18"/>
-              </w:rPr>
-              <w:t>día y hora de la cita *</w:t>
-            </w:r>
-            <w:r>
-              <w:rPr>
-                <w:color w:val="0F6E56"/>
-                <w:sz w:val="18"/>
-                <w:szCs w:val="18"/>
-              </w:rPr>
-              <w:br/>
-            </w:r>
             <w:r>
               <w:rPr>
                 <w:color w:val="0F6E56"/>
@@ -4114,7 +4149,43 @@
                 <w:sz w:val="18"/>
                 <w:szCs w:val="18"/>
               </w:rPr>
-              <w:t>El sistema determina el color de prioridad del paciente mediante un árbol de decisión inspirado en el Manchester Triage System (MTS). El proceso es: (1) La enfermera selecciona el motivo de consulta principal. (2) El sistema despliega los discriminadores clínicos del motivo ordenados de mayor a menor gravedad: Rojo → Naranja → Amarillo → Verde → Azul. (3) La enfermera marca los discriminadores que aplican al estado del paciente. (4) El sistema asigna el color del discriminador marcado de mayor gravedad. No se suman puntajes: un solo discriminador Rojo marcado determina color Rojo, sin importar cuántos discriminadores leves estén marcados. Si no se marca ningún discriminador, el sistema asigna color Azul por defecto.</w:t>
+              <w:t xml:space="preserve">El sistema determina el color de prioridad del paciente mediante un árbol de decisión inspirado en el Manchester </w:t>
+            </w:r>
+            <w:proofErr w:type="spellStart"/>
+            <w:r>
+              <w:rPr>
+                <w:color w:val="0F6E56"/>
+                <w:sz w:val="18"/>
+                <w:szCs w:val="18"/>
+              </w:rPr>
+              <w:t>Triage</w:t>
+            </w:r>
+            <w:proofErr w:type="spellEnd"/>
+            <w:r>
+              <w:rPr>
+                <w:color w:val="0F6E56"/>
+                <w:sz w:val="18"/>
+                <w:szCs w:val="18"/>
+              </w:rPr>
+              <w:t xml:space="preserve"> </w:t>
+            </w:r>
+            <w:proofErr w:type="spellStart"/>
+            <w:r>
+              <w:rPr>
+                <w:color w:val="0F6E56"/>
+                <w:sz w:val="18"/>
+                <w:szCs w:val="18"/>
+              </w:rPr>
+              <w:t>System</w:t>
+            </w:r>
+            <w:proofErr w:type="spellEnd"/>
+            <w:r>
+              <w:rPr>
+                <w:color w:val="0F6E56"/>
+                <w:sz w:val="18"/>
+                <w:szCs w:val="18"/>
+              </w:rPr>
+              <w:t xml:space="preserve"> (MTS). El proceso es: (1) La enfermera selecciona el motivo de consulta principal. (2) El sistema despliega los discriminadores clínicos del motivo ordenados de mayor a menor gravedad: Rojo → Naranja → Amarillo → Verde → Azul. (3) La enfermera marca los discriminadores que aplican al estado del paciente. (4) El sistema asigna el color del discriminador marcado de mayor gravedad. No se suman puntajes: un solo discriminador Rojo marcado determina color Rojo, sin importar cuántos discriminadores leves estén marcados. Si no se marca ningún discriminador, el sistema asigna color Azul por defecto.</w:t>
             </w:r>
           </w:p>
         </w:tc>
@@ -4230,7 +4301,7 @@
                 <w:sz w:val="18"/>
                 <w:szCs w:val="18"/>
               </w:rPr>
-              <w:t xml:space="preserve">Todo discriminador registrado en el catálogo debe contener obligatoriamente: texto descriptivo del criterio clínico, color de prioridad asociado (Rojo, Naranja, Amarillo, Verde o Azul) y posición de evaluación dentro </w:t>
+              <w:t xml:space="preserve">Todo discriminador registrado en el catálogo debe contener obligatoriamente: texto descriptivo del criterio clínico, color de prioridad asociado (Rojo, Naranja, Amarillo, Verde o Azul) y posición de evaluación dentro de su motivo de consulta. Cada motivo de consulta </w:t>
             </w:r>
             <w:r>
               <w:rPr>
@@ -4239,7 +4310,25 @@
                 <w:szCs w:val="18"/>
               </w:rPr>
               <w:lastRenderedPageBreak/>
-              <w:t>de su motivo de consulta. Cada motivo de consulta activo debe tener al menos un discriminador activo para cada uno de los cinco colores. El sistema debe bloquear cualquier desactivación que deje un color sin cobertura en un motivo activo. Solo los discriminadores activos se muestran en el formulario de triaje.</w:t>
+              <w:t xml:space="preserve">activo debe tener al menos un discriminador activo para cada uno de los cinco colores. El sistema debe bloquear cualquier desactivación que deje un color sin cobertura en un motivo activo. Solo los discriminadores activos se muestran en el formulario de </w:t>
+            </w:r>
+            <w:proofErr w:type="spellStart"/>
+            <w:r>
+              <w:rPr>
+                <w:color w:val="0F6E56"/>
+                <w:sz w:val="18"/>
+                <w:szCs w:val="18"/>
+              </w:rPr>
+              <w:t>triaje</w:t>
+            </w:r>
+            <w:proofErr w:type="spellEnd"/>
+            <w:r>
+              <w:rPr>
+                <w:color w:val="0F6E56"/>
+                <w:sz w:val="18"/>
+                <w:szCs w:val="18"/>
+              </w:rPr>
+              <w:t>.</w:t>
             </w:r>
           </w:p>
         </w:tc>
@@ -4328,8 +4417,18 @@
                 <w:sz w:val="18"/>
                 <w:szCs w:val="18"/>
               </w:rPr>
-              <w:t>Inmutabilidad del histórico de triaje</w:t>
-            </w:r>
+              <w:t xml:space="preserve">Inmutabilidad del histórico de </w:t>
+            </w:r>
+            <w:proofErr w:type="spellStart"/>
+            <w:r>
+              <w:rPr>
+                <w:color w:val="0F6E56"/>
+                <w:sz w:val="18"/>
+                <w:szCs w:val="18"/>
+              </w:rPr>
+              <w:t>triaje</w:t>
+            </w:r>
+            <w:proofErr w:type="spellEnd"/>
           </w:p>
         </w:tc>
         <w:tc>
@@ -4356,7 +4455,43 @@
                 <w:sz w:val="18"/>
                 <w:szCs w:val="18"/>
               </w:rPr>
-              <w:t>Los cambios realizados al catálogo de motivos de consulta y discriminadores (CU-13) aplican únicamente a nuevas sesiones de triaje. Los registros históricos de clasificación ya generados son inmutables: conservan el motivo, los discriminadores evaluados y el discriminador determinante del color asignado en su momento. Ningún usuario puede modificar ni eliminar un registro histórico de triaje.</w:t>
+              <w:t xml:space="preserve">Los cambios realizados al catálogo de motivos de consulta y discriminadores (CU-13) aplican únicamente a nuevas sesiones de </w:t>
+            </w:r>
+            <w:proofErr w:type="spellStart"/>
+            <w:r>
+              <w:rPr>
+                <w:color w:val="0F6E56"/>
+                <w:sz w:val="18"/>
+                <w:szCs w:val="18"/>
+              </w:rPr>
+              <w:t>triaje</w:t>
+            </w:r>
+            <w:proofErr w:type="spellEnd"/>
+            <w:r>
+              <w:rPr>
+                <w:color w:val="0F6E56"/>
+                <w:sz w:val="18"/>
+                <w:szCs w:val="18"/>
+              </w:rPr>
+              <w:t xml:space="preserve">. Los registros históricos de clasificación ya generados son inmutables: conservan el motivo, los discriminadores evaluados y el discriminador determinante del color asignado en su momento. Ningún usuario puede modificar ni eliminar un registro histórico de </w:t>
+            </w:r>
+            <w:proofErr w:type="spellStart"/>
+            <w:r>
+              <w:rPr>
+                <w:color w:val="0F6E56"/>
+                <w:sz w:val="18"/>
+                <w:szCs w:val="18"/>
+              </w:rPr>
+              <w:t>triaje</w:t>
+            </w:r>
+            <w:proofErr w:type="spellEnd"/>
+            <w:r>
+              <w:rPr>
+                <w:color w:val="0F6E56"/>
+                <w:sz w:val="18"/>
+                <w:szCs w:val="18"/>
+              </w:rPr>
+              <w:t>.</w:t>
             </w:r>
           </w:p>
         </w:tc>
